--- a/lehre/GDV_WS2627/Uebungsklausur_GDV_WS2627.docx
+++ b/lehre/GDV_WS2627/Uebungsklausur_GDV_WS2627.docx
@@ -1193,7 +1193,7 @@
                 <w:b w:val="false"/>
                 <w:bCs w:val="false"/>
               </w:rPr>
-              <w:t xml:space="preserve">Beim Kauf eines Brötchens gegen Barzahlung werden insgesamt drei Rechtsgeschäfte geschlossen.</w:t>
+              <w:t xml:space="preserve">Ein einem Anwesenden gemachter Antrag kann grundsätzlich nur sofort angenommen werden.</w:t>
             </w:r>
           </w:p>
         </w:tc>
